--- a/examples/online/doc/04-execution-strategies.docx
+++ b/examples/online/doc/04-execution-strategies.docx
@@ -572,214 +572,106 @@
         <w:rPr>
           <w:rStyle w:val="VerbatimChar"/>
         </w:rPr>
-        <w:t xml:space="preserve">##    idx event        type detection_probability detection_lag_batches</w:t>
-      </w:r>
-      <w:r>
-        <w:br/>
-      </w:r>
-      <w:r>
-        <w:rPr>
-          <w:rStyle w:val="VerbatimChar"/>
-        </w:rPr>
-        <w:t xml:space="preserve">## 1    1 FALSE                                 0                    NA</w:t>
-      </w:r>
-      <w:r>
-        <w:br/>
-      </w:r>
-      <w:r>
-        <w:rPr>
-          <w:rStyle w:val="VerbatimChar"/>
-        </w:rPr>
-        <w:t xml:space="preserve">## 2    2 FALSE                                 0                    NA</w:t>
-      </w:r>
-      <w:r>
-        <w:br/>
-      </w:r>
-      <w:r>
-        <w:rPr>
-          <w:rStyle w:val="VerbatimChar"/>
-        </w:rPr>
-        <w:t xml:space="preserve">## 3    3 FALSE                                 0                    NA</w:t>
-      </w:r>
-      <w:r>
-        <w:br/>
-      </w:r>
-      <w:r>
-        <w:rPr>
-          <w:rStyle w:val="VerbatimChar"/>
-        </w:rPr>
-        <w:t xml:space="preserve">## 4    4 FALSE                                 0                    NA</w:t>
-      </w:r>
-      <w:r>
-        <w:br/>
-      </w:r>
-      <w:r>
-        <w:rPr>
-          <w:rStyle w:val="VerbatimChar"/>
-        </w:rPr>
-        <w:t xml:space="preserve">## 5    5  TRUE changepoint                     1                     0</w:t>
-      </w:r>
-      <w:r>
-        <w:br/>
-      </w:r>
-      <w:r>
-        <w:rPr>
-          <w:rStyle w:val="VerbatimChar"/>
-        </w:rPr>
-        <w:t xml:space="preserve">## 6    6 FALSE                                 0                    NA</w:t>
-      </w:r>
-      <w:r>
-        <w:br/>
-      </w:r>
-      <w:r>
-        <w:rPr>
-          <w:rStyle w:val="VerbatimChar"/>
-        </w:rPr>
-        <w:t xml:space="preserve">## 7    7 FALSE                                 0                    NA</w:t>
-      </w:r>
-      <w:r>
-        <w:br/>
-      </w:r>
-      <w:r>
-        <w:rPr>
-          <w:rStyle w:val="VerbatimChar"/>
-        </w:rPr>
-        <w:t xml:space="preserve">## 8    8  TRUE changepoint                     1                     0</w:t>
-      </w:r>
-      <w:r>
-        <w:br/>
-      </w:r>
-      <w:r>
-        <w:rPr>
-          <w:rStyle w:val="VerbatimChar"/>
-        </w:rPr>
-        <w:t xml:space="preserve">## 9    9 FALSE                                 0                    NA</w:t>
-      </w:r>
-      <w:r>
-        <w:br/>
-      </w:r>
-      <w:r>
-        <w:rPr>
-          <w:rStyle w:val="VerbatimChar"/>
-        </w:rPr>
-        <w:t xml:space="preserve">## 10  10 FALSE                                 0                    NA</w:t>
-      </w:r>
-      <w:r>
-        <w:br/>
-      </w:r>
-      <w:r>
-        <w:rPr>
-          <w:rStyle w:val="VerbatimChar"/>
-        </w:rPr>
-        <w:t xml:space="preserve">## 11  11  TRUE changepoint                     1                     0</w:t>
-      </w:r>
-      <w:r>
-        <w:br/>
-      </w:r>
-      <w:r>
-        <w:rPr>
-          <w:rStyle w:val="VerbatimChar"/>
-        </w:rPr>
-        <w:t xml:space="preserve">##    detection_lag_observations</w:t>
-      </w:r>
-      <w:r>
-        <w:br/>
-      </w:r>
-      <w:r>
-        <w:rPr>
-          <w:rStyle w:val="VerbatimChar"/>
-        </w:rPr>
-        <w:t xml:space="preserve">## 1                          NA</w:t>
-      </w:r>
-      <w:r>
-        <w:br/>
-      </w:r>
-      <w:r>
-        <w:rPr>
-          <w:rStyle w:val="VerbatimChar"/>
-        </w:rPr>
-        <w:t xml:space="preserve">## 2                          NA</w:t>
-      </w:r>
-      <w:r>
-        <w:br/>
-      </w:r>
-      <w:r>
-        <w:rPr>
-          <w:rStyle w:val="VerbatimChar"/>
-        </w:rPr>
-        <w:t xml:space="preserve">## 3                          NA</w:t>
-      </w:r>
-      <w:r>
-        <w:br/>
-      </w:r>
-      <w:r>
-        <w:rPr>
-          <w:rStyle w:val="VerbatimChar"/>
-        </w:rPr>
-        <w:t xml:space="preserve">## 4                          NA</w:t>
-      </w:r>
-      <w:r>
-        <w:br/>
-      </w:r>
-      <w:r>
-        <w:rPr>
-          <w:rStyle w:val="VerbatimChar"/>
-        </w:rPr>
-        <w:t xml:space="preserve">## 5                           2</w:t>
-      </w:r>
-      <w:r>
-        <w:br/>
-      </w:r>
-      <w:r>
-        <w:rPr>
-          <w:rStyle w:val="VerbatimChar"/>
-        </w:rPr>
-        <w:t xml:space="preserve">## 6                          NA</w:t>
-      </w:r>
-      <w:r>
-        <w:br/>
-      </w:r>
-      <w:r>
-        <w:rPr>
-          <w:rStyle w:val="VerbatimChar"/>
-        </w:rPr>
-        <w:t xml:space="preserve">## 7                          NA</w:t>
-      </w:r>
-      <w:r>
-        <w:br/>
-      </w:r>
-      <w:r>
-        <w:rPr>
-          <w:rStyle w:val="VerbatimChar"/>
-        </w:rPr>
-        <w:t xml:space="preserve">## 8                           2</w:t>
-      </w:r>
-      <w:r>
-        <w:br/>
-      </w:r>
-      <w:r>
-        <w:rPr>
-          <w:rStyle w:val="VerbatimChar"/>
-        </w:rPr>
-        <w:t xml:space="preserve">## 9                          NA</w:t>
-      </w:r>
-      <w:r>
-        <w:br/>
-      </w:r>
-      <w:r>
-        <w:rPr>
-          <w:rStyle w:val="VerbatimChar"/>
-        </w:rPr>
-        <w:t xml:space="preserve">## 10                         NA</w:t>
-      </w:r>
-      <w:r>
-        <w:br/>
-      </w:r>
-      <w:r>
-        <w:rPr>
-          <w:rStyle w:val="VerbatimChar"/>
-        </w:rPr>
-        <w:t xml:space="preserve">## 11                          2</w:t>
+        <w:t xml:space="preserve">##    idx event        type detection_probability detection_lag_batches detection_lag_observations</w:t>
+      </w:r>
+      <w:r>
+        <w:br/>
+      </w:r>
+      <w:r>
+        <w:rPr>
+          <w:rStyle w:val="VerbatimChar"/>
+        </w:rPr>
+        <w:t xml:space="preserve">## 1    1 FALSE                                 0                    NA                         NA</w:t>
+      </w:r>
+      <w:r>
+        <w:br/>
+      </w:r>
+      <w:r>
+        <w:rPr>
+          <w:rStyle w:val="VerbatimChar"/>
+        </w:rPr>
+        <w:t xml:space="preserve">## 2    2 FALSE                                 0                    NA                         NA</w:t>
+      </w:r>
+      <w:r>
+        <w:br/>
+      </w:r>
+      <w:r>
+        <w:rPr>
+          <w:rStyle w:val="VerbatimChar"/>
+        </w:rPr>
+        <w:t xml:space="preserve">## 3    3 FALSE                                 0                    NA                         NA</w:t>
+      </w:r>
+      <w:r>
+        <w:br/>
+      </w:r>
+      <w:r>
+        <w:rPr>
+          <w:rStyle w:val="VerbatimChar"/>
+        </w:rPr>
+        <w:t xml:space="preserve">## 4    4 FALSE                                 0                    NA                         NA</w:t>
+      </w:r>
+      <w:r>
+        <w:br/>
+      </w:r>
+      <w:r>
+        <w:rPr>
+          <w:rStyle w:val="VerbatimChar"/>
+        </w:rPr>
+        <w:t xml:space="preserve">## 5    5  TRUE changepoint                     1                     0                          2</w:t>
+      </w:r>
+      <w:r>
+        <w:br/>
+      </w:r>
+      <w:r>
+        <w:rPr>
+          <w:rStyle w:val="VerbatimChar"/>
+        </w:rPr>
+        <w:t xml:space="preserve">## 6    6 FALSE                                 0                    NA                         NA</w:t>
+      </w:r>
+      <w:r>
+        <w:br/>
+      </w:r>
+      <w:r>
+        <w:rPr>
+          <w:rStyle w:val="VerbatimChar"/>
+        </w:rPr>
+        <w:t xml:space="preserve">## 7    7 FALSE                                 0                    NA                         NA</w:t>
+      </w:r>
+      <w:r>
+        <w:br/>
+      </w:r>
+      <w:r>
+        <w:rPr>
+          <w:rStyle w:val="VerbatimChar"/>
+        </w:rPr>
+        <w:t xml:space="preserve">## 8    8  TRUE changepoint                     1                     0                          2</w:t>
+      </w:r>
+      <w:r>
+        <w:br/>
+      </w:r>
+      <w:r>
+        <w:rPr>
+          <w:rStyle w:val="VerbatimChar"/>
+        </w:rPr>
+        <w:t xml:space="preserve">## 9    9 FALSE                                 0                    NA                         NA</w:t>
+      </w:r>
+      <w:r>
+        <w:br/>
+      </w:r>
+      <w:r>
+        <w:rPr>
+          <w:rStyle w:val="VerbatimChar"/>
+        </w:rPr>
+        <w:t xml:space="preserve">## 10  10 FALSE                                 0                    NA                         NA</w:t>
+      </w:r>
+      <w:r>
+        <w:br/>
+      </w:r>
+      <w:r>
+        <w:rPr>
+          <w:rStyle w:val="VerbatimChar"/>
+        </w:rPr>
+        <w:t xml:space="preserve">## 11  11  TRUE changepoint                     1                     0                          2</w:t>
       </w:r>
     </w:p>
     <w:bookmarkEnd w:id="11"/>
@@ -1168,214 +1060,106 @@
         <w:rPr>
           <w:rStyle w:val="VerbatimChar"/>
         </w:rPr>
-        <w:t xml:space="preserve">##    idx event        type detection_probability detection_lag_batches</w:t>
-      </w:r>
-      <w:r>
-        <w:br/>
-      </w:r>
-      <w:r>
-        <w:rPr>
-          <w:rStyle w:val="VerbatimChar"/>
-        </w:rPr>
-        <w:t xml:space="preserve">## 1    1 FALSE                                 0                    NA</w:t>
-      </w:r>
-      <w:r>
-        <w:br/>
-      </w:r>
-      <w:r>
-        <w:rPr>
-          <w:rStyle w:val="VerbatimChar"/>
-        </w:rPr>
-        <w:t xml:space="preserve">## 2    2 FALSE                                 0                    NA</w:t>
-      </w:r>
-      <w:r>
-        <w:br/>
-      </w:r>
-      <w:r>
-        <w:rPr>
-          <w:rStyle w:val="VerbatimChar"/>
-        </w:rPr>
-        <w:t xml:space="preserve">## 3    3 FALSE                                 0                    NA</w:t>
-      </w:r>
-      <w:r>
-        <w:br/>
-      </w:r>
-      <w:r>
-        <w:rPr>
-          <w:rStyle w:val="VerbatimChar"/>
-        </w:rPr>
-        <w:t xml:space="preserve">## 4    4 FALSE                                 0                    NA</w:t>
-      </w:r>
-      <w:r>
-        <w:br/>
-      </w:r>
-      <w:r>
-        <w:rPr>
-          <w:rStyle w:val="VerbatimChar"/>
-        </w:rPr>
-        <w:t xml:space="preserve">## 5    5  TRUE changepoint                     1                     0</w:t>
-      </w:r>
-      <w:r>
-        <w:br/>
-      </w:r>
-      <w:r>
-        <w:rPr>
-          <w:rStyle w:val="VerbatimChar"/>
-        </w:rPr>
-        <w:t xml:space="preserve">## 6    6 FALSE                                 0                    NA</w:t>
-      </w:r>
-      <w:r>
-        <w:br/>
-      </w:r>
-      <w:r>
-        <w:rPr>
-          <w:rStyle w:val="VerbatimChar"/>
-        </w:rPr>
-        <w:t xml:space="preserve">## 7    7 FALSE                                 0                    NA</w:t>
-      </w:r>
-      <w:r>
-        <w:br/>
-      </w:r>
-      <w:r>
-        <w:rPr>
-          <w:rStyle w:val="VerbatimChar"/>
-        </w:rPr>
-        <w:t xml:space="preserve">## 8    8  TRUE changepoint                     1                     0</w:t>
-      </w:r>
-      <w:r>
-        <w:br/>
-      </w:r>
-      <w:r>
-        <w:rPr>
-          <w:rStyle w:val="VerbatimChar"/>
-        </w:rPr>
-        <w:t xml:space="preserve">## 9    9 FALSE                                 0                    NA</w:t>
-      </w:r>
-      <w:r>
-        <w:br/>
-      </w:r>
-      <w:r>
-        <w:rPr>
-          <w:rStyle w:val="VerbatimChar"/>
-        </w:rPr>
-        <w:t xml:space="preserve">## 10  10 FALSE                                 0                    NA</w:t>
-      </w:r>
-      <w:r>
-        <w:br/>
-      </w:r>
-      <w:r>
-        <w:rPr>
-          <w:rStyle w:val="VerbatimChar"/>
-        </w:rPr>
-        <w:t xml:space="preserve">## 11  11  TRUE changepoint                     1                     0</w:t>
-      </w:r>
-      <w:r>
-        <w:br/>
-      </w:r>
-      <w:r>
-        <w:rPr>
-          <w:rStyle w:val="VerbatimChar"/>
-        </w:rPr>
-        <w:t xml:space="preserve">##    detection_lag_observations</w:t>
-      </w:r>
-      <w:r>
-        <w:br/>
-      </w:r>
-      <w:r>
-        <w:rPr>
-          <w:rStyle w:val="VerbatimChar"/>
-        </w:rPr>
-        <w:t xml:space="preserve">## 1                          NA</w:t>
-      </w:r>
-      <w:r>
-        <w:br/>
-      </w:r>
-      <w:r>
-        <w:rPr>
-          <w:rStyle w:val="VerbatimChar"/>
-        </w:rPr>
-        <w:t xml:space="preserve">## 2                          NA</w:t>
-      </w:r>
-      <w:r>
-        <w:br/>
-      </w:r>
-      <w:r>
-        <w:rPr>
-          <w:rStyle w:val="VerbatimChar"/>
-        </w:rPr>
-        <w:t xml:space="preserve">## 3                          NA</w:t>
-      </w:r>
-      <w:r>
-        <w:br/>
-      </w:r>
-      <w:r>
-        <w:rPr>
-          <w:rStyle w:val="VerbatimChar"/>
-        </w:rPr>
-        <w:t xml:space="preserve">## 4                          NA</w:t>
-      </w:r>
-      <w:r>
-        <w:br/>
-      </w:r>
-      <w:r>
-        <w:rPr>
-          <w:rStyle w:val="VerbatimChar"/>
-        </w:rPr>
-        <w:t xml:space="preserve">## 5                           2</w:t>
-      </w:r>
-      <w:r>
-        <w:br/>
-      </w:r>
-      <w:r>
-        <w:rPr>
-          <w:rStyle w:val="VerbatimChar"/>
-        </w:rPr>
-        <w:t xml:space="preserve">## 6                          NA</w:t>
-      </w:r>
-      <w:r>
-        <w:br/>
-      </w:r>
-      <w:r>
-        <w:rPr>
-          <w:rStyle w:val="VerbatimChar"/>
-        </w:rPr>
-        <w:t xml:space="preserve">## 7                          NA</w:t>
-      </w:r>
-      <w:r>
-        <w:br/>
-      </w:r>
-      <w:r>
-        <w:rPr>
-          <w:rStyle w:val="VerbatimChar"/>
-        </w:rPr>
-        <w:t xml:space="preserve">## 8                           2</w:t>
-      </w:r>
-      <w:r>
-        <w:br/>
-      </w:r>
-      <w:r>
-        <w:rPr>
-          <w:rStyle w:val="VerbatimChar"/>
-        </w:rPr>
-        <w:t xml:space="preserve">## 9                          NA</w:t>
-      </w:r>
-      <w:r>
-        <w:br/>
-      </w:r>
-      <w:r>
-        <w:rPr>
-          <w:rStyle w:val="VerbatimChar"/>
-        </w:rPr>
-        <w:t xml:space="preserve">## 10                         NA</w:t>
-      </w:r>
-      <w:r>
-        <w:br/>
-      </w:r>
-      <w:r>
-        <w:rPr>
-          <w:rStyle w:val="VerbatimChar"/>
-        </w:rPr>
-        <w:t xml:space="preserve">## 11                          2</w:t>
+        <w:t xml:space="preserve">##    idx event        type detection_probability detection_lag_batches detection_lag_observations</w:t>
+      </w:r>
+      <w:r>
+        <w:br/>
+      </w:r>
+      <w:r>
+        <w:rPr>
+          <w:rStyle w:val="VerbatimChar"/>
+        </w:rPr>
+        <w:t xml:space="preserve">## 1    1 FALSE                                 0                    NA                         NA</w:t>
+      </w:r>
+      <w:r>
+        <w:br/>
+      </w:r>
+      <w:r>
+        <w:rPr>
+          <w:rStyle w:val="VerbatimChar"/>
+        </w:rPr>
+        <w:t xml:space="preserve">## 2    2 FALSE                                 0                    NA                         NA</w:t>
+      </w:r>
+      <w:r>
+        <w:br/>
+      </w:r>
+      <w:r>
+        <w:rPr>
+          <w:rStyle w:val="VerbatimChar"/>
+        </w:rPr>
+        <w:t xml:space="preserve">## 3    3 FALSE                                 0                    NA                         NA</w:t>
+      </w:r>
+      <w:r>
+        <w:br/>
+      </w:r>
+      <w:r>
+        <w:rPr>
+          <w:rStyle w:val="VerbatimChar"/>
+        </w:rPr>
+        <w:t xml:space="preserve">## 4    4 FALSE                                 0                    NA                         NA</w:t>
+      </w:r>
+      <w:r>
+        <w:br/>
+      </w:r>
+      <w:r>
+        <w:rPr>
+          <w:rStyle w:val="VerbatimChar"/>
+        </w:rPr>
+        <w:t xml:space="preserve">## 5    5  TRUE changepoint                     1                     0                          2</w:t>
+      </w:r>
+      <w:r>
+        <w:br/>
+      </w:r>
+      <w:r>
+        <w:rPr>
+          <w:rStyle w:val="VerbatimChar"/>
+        </w:rPr>
+        <w:t xml:space="preserve">## 6    6 FALSE                                 0                    NA                         NA</w:t>
+      </w:r>
+      <w:r>
+        <w:br/>
+      </w:r>
+      <w:r>
+        <w:rPr>
+          <w:rStyle w:val="VerbatimChar"/>
+        </w:rPr>
+        <w:t xml:space="preserve">## 7    7 FALSE                                 0                    NA                         NA</w:t>
+      </w:r>
+      <w:r>
+        <w:br/>
+      </w:r>
+      <w:r>
+        <w:rPr>
+          <w:rStyle w:val="VerbatimChar"/>
+        </w:rPr>
+        <w:t xml:space="preserve">## 8    8  TRUE changepoint                     1                     0                          2</w:t>
+      </w:r>
+      <w:r>
+        <w:br/>
+      </w:r>
+      <w:r>
+        <w:rPr>
+          <w:rStyle w:val="VerbatimChar"/>
+        </w:rPr>
+        <w:t xml:space="preserve">## 9    9 FALSE                                 0                    NA                         NA</w:t>
+      </w:r>
+      <w:r>
+        <w:br/>
+      </w:r>
+      <w:r>
+        <w:rPr>
+          <w:rStyle w:val="VerbatimChar"/>
+        </w:rPr>
+        <w:t xml:space="preserve">## 10  10 FALSE                                 0                    NA                         NA</w:t>
+      </w:r>
+      <w:r>
+        <w:br/>
+      </w:r>
+      <w:r>
+        <w:rPr>
+          <w:rStyle w:val="VerbatimChar"/>
+        </w:rPr>
+        <w:t xml:space="preserve">## 11  11  TRUE changepoint                     1                     0                          2</w:t>
       </w:r>
     </w:p>
     <w:bookmarkEnd w:id="12"/>
@@ -1740,214 +1524,106 @@
         <w:rPr>
           <w:rStyle w:val="VerbatimChar"/>
         </w:rPr>
-        <w:t xml:space="preserve">##    idx event        type detection_probability detection_lag_batches</w:t>
-      </w:r>
-      <w:r>
-        <w:br/>
-      </w:r>
-      <w:r>
-        <w:rPr>
-          <w:rStyle w:val="VerbatimChar"/>
-        </w:rPr>
-        <w:t xml:space="preserve">## 1    1 FALSE                                 0                    NA</w:t>
-      </w:r>
-      <w:r>
-        <w:br/>
-      </w:r>
-      <w:r>
-        <w:rPr>
-          <w:rStyle w:val="VerbatimChar"/>
-        </w:rPr>
-        <w:t xml:space="preserve">## 2    2 FALSE                                 0                    NA</w:t>
-      </w:r>
-      <w:r>
-        <w:br/>
-      </w:r>
-      <w:r>
-        <w:rPr>
-          <w:rStyle w:val="VerbatimChar"/>
-        </w:rPr>
-        <w:t xml:space="preserve">## 3    3 FALSE                                 0                    NA</w:t>
-      </w:r>
-      <w:r>
-        <w:br/>
-      </w:r>
-      <w:r>
-        <w:rPr>
-          <w:rStyle w:val="VerbatimChar"/>
-        </w:rPr>
-        <w:t xml:space="preserve">## 4    4 FALSE                                 0                    NA</w:t>
-      </w:r>
-      <w:r>
-        <w:br/>
-      </w:r>
-      <w:r>
-        <w:rPr>
-          <w:rStyle w:val="VerbatimChar"/>
-        </w:rPr>
-        <w:t xml:space="preserve">## 5    5  TRUE changepoint                     1                     0</w:t>
-      </w:r>
-      <w:r>
-        <w:br/>
-      </w:r>
-      <w:r>
-        <w:rPr>
-          <w:rStyle w:val="VerbatimChar"/>
-        </w:rPr>
-        <w:t xml:space="preserve">## 6    6 FALSE                                 0                    NA</w:t>
-      </w:r>
-      <w:r>
-        <w:br/>
-      </w:r>
-      <w:r>
-        <w:rPr>
-          <w:rStyle w:val="VerbatimChar"/>
-        </w:rPr>
-        <w:t xml:space="preserve">## 7    7 FALSE                                 0                    NA</w:t>
-      </w:r>
-      <w:r>
-        <w:br/>
-      </w:r>
-      <w:r>
-        <w:rPr>
-          <w:rStyle w:val="VerbatimChar"/>
-        </w:rPr>
-        <w:t xml:space="preserve">## 8    8  TRUE changepoint                     1                     0</w:t>
-      </w:r>
-      <w:r>
-        <w:br/>
-      </w:r>
-      <w:r>
-        <w:rPr>
-          <w:rStyle w:val="VerbatimChar"/>
-        </w:rPr>
-        <w:t xml:space="preserve">## 9    9 FALSE                                 0                    NA</w:t>
-      </w:r>
-      <w:r>
-        <w:br/>
-      </w:r>
-      <w:r>
-        <w:rPr>
-          <w:rStyle w:val="VerbatimChar"/>
-        </w:rPr>
-        <w:t xml:space="preserve">## 10  10 FALSE                                 0                    NA</w:t>
-      </w:r>
-      <w:r>
-        <w:br/>
-      </w:r>
-      <w:r>
-        <w:rPr>
-          <w:rStyle w:val="VerbatimChar"/>
-        </w:rPr>
-        <w:t xml:space="preserve">## 11  11  TRUE changepoint                     1                     0</w:t>
-      </w:r>
-      <w:r>
-        <w:br/>
-      </w:r>
-      <w:r>
-        <w:rPr>
-          <w:rStyle w:val="VerbatimChar"/>
-        </w:rPr>
-        <w:t xml:space="preserve">##    detection_lag_observations</w:t>
-      </w:r>
-      <w:r>
-        <w:br/>
-      </w:r>
-      <w:r>
-        <w:rPr>
-          <w:rStyle w:val="VerbatimChar"/>
-        </w:rPr>
-        <w:t xml:space="preserve">## 1                          NA</w:t>
-      </w:r>
-      <w:r>
-        <w:br/>
-      </w:r>
-      <w:r>
-        <w:rPr>
-          <w:rStyle w:val="VerbatimChar"/>
-        </w:rPr>
-        <w:t xml:space="preserve">## 2                          NA</w:t>
-      </w:r>
-      <w:r>
-        <w:br/>
-      </w:r>
-      <w:r>
-        <w:rPr>
-          <w:rStyle w:val="VerbatimChar"/>
-        </w:rPr>
-        <w:t xml:space="preserve">## 3                          NA</w:t>
-      </w:r>
-      <w:r>
-        <w:br/>
-      </w:r>
-      <w:r>
-        <w:rPr>
-          <w:rStyle w:val="VerbatimChar"/>
-        </w:rPr>
-        <w:t xml:space="preserve">## 4                          NA</w:t>
-      </w:r>
-      <w:r>
-        <w:br/>
-      </w:r>
-      <w:r>
-        <w:rPr>
-          <w:rStyle w:val="VerbatimChar"/>
-        </w:rPr>
-        <w:t xml:space="preserve">## 5                           2</w:t>
-      </w:r>
-      <w:r>
-        <w:br/>
-      </w:r>
-      <w:r>
-        <w:rPr>
-          <w:rStyle w:val="VerbatimChar"/>
-        </w:rPr>
-        <w:t xml:space="preserve">## 6                          NA</w:t>
-      </w:r>
-      <w:r>
-        <w:br/>
-      </w:r>
-      <w:r>
-        <w:rPr>
-          <w:rStyle w:val="VerbatimChar"/>
-        </w:rPr>
-        <w:t xml:space="preserve">## 7                          NA</w:t>
-      </w:r>
-      <w:r>
-        <w:br/>
-      </w:r>
-      <w:r>
-        <w:rPr>
-          <w:rStyle w:val="VerbatimChar"/>
-        </w:rPr>
-        <w:t xml:space="preserve">## 8                           2</w:t>
-      </w:r>
-      <w:r>
-        <w:br/>
-      </w:r>
-      <w:r>
-        <w:rPr>
-          <w:rStyle w:val="VerbatimChar"/>
-        </w:rPr>
-        <w:t xml:space="preserve">## 9                          NA</w:t>
-      </w:r>
-      <w:r>
-        <w:br/>
-      </w:r>
-      <w:r>
-        <w:rPr>
-          <w:rStyle w:val="VerbatimChar"/>
-        </w:rPr>
-        <w:t xml:space="preserve">## 10                         NA</w:t>
-      </w:r>
-      <w:r>
-        <w:br/>
-      </w:r>
-      <w:r>
-        <w:rPr>
-          <w:rStyle w:val="VerbatimChar"/>
-        </w:rPr>
-        <w:t xml:space="preserve">## 11                          2</w:t>
+        <w:t xml:space="preserve">##    idx event        type detection_probability detection_lag_batches detection_lag_observations</w:t>
+      </w:r>
+      <w:r>
+        <w:br/>
+      </w:r>
+      <w:r>
+        <w:rPr>
+          <w:rStyle w:val="VerbatimChar"/>
+        </w:rPr>
+        <w:t xml:space="preserve">## 1    1 FALSE                                 0                    NA                         NA</w:t>
+      </w:r>
+      <w:r>
+        <w:br/>
+      </w:r>
+      <w:r>
+        <w:rPr>
+          <w:rStyle w:val="VerbatimChar"/>
+        </w:rPr>
+        <w:t xml:space="preserve">## 2    2 FALSE                                 0                    NA                         NA</w:t>
+      </w:r>
+      <w:r>
+        <w:br/>
+      </w:r>
+      <w:r>
+        <w:rPr>
+          <w:rStyle w:val="VerbatimChar"/>
+        </w:rPr>
+        <w:t xml:space="preserve">## 3    3 FALSE                                 0                    NA                         NA</w:t>
+      </w:r>
+      <w:r>
+        <w:br/>
+      </w:r>
+      <w:r>
+        <w:rPr>
+          <w:rStyle w:val="VerbatimChar"/>
+        </w:rPr>
+        <w:t xml:space="preserve">## 4    4 FALSE                                 0                    NA                         NA</w:t>
+      </w:r>
+      <w:r>
+        <w:br/>
+      </w:r>
+      <w:r>
+        <w:rPr>
+          <w:rStyle w:val="VerbatimChar"/>
+        </w:rPr>
+        <w:t xml:space="preserve">## 5    5  TRUE changepoint                     1                     0                          2</w:t>
+      </w:r>
+      <w:r>
+        <w:br/>
+      </w:r>
+      <w:r>
+        <w:rPr>
+          <w:rStyle w:val="VerbatimChar"/>
+        </w:rPr>
+        <w:t xml:space="preserve">## 6    6 FALSE                                 0                    NA                         NA</w:t>
+      </w:r>
+      <w:r>
+        <w:br/>
+      </w:r>
+      <w:r>
+        <w:rPr>
+          <w:rStyle w:val="VerbatimChar"/>
+        </w:rPr>
+        <w:t xml:space="preserve">## 7    7 FALSE                                 0                    NA                         NA</w:t>
+      </w:r>
+      <w:r>
+        <w:br/>
+      </w:r>
+      <w:r>
+        <w:rPr>
+          <w:rStyle w:val="VerbatimChar"/>
+        </w:rPr>
+        <w:t xml:space="preserve">## 8    8  TRUE changepoint                     1                     0                          2</w:t>
+      </w:r>
+      <w:r>
+        <w:br/>
+      </w:r>
+      <w:r>
+        <w:rPr>
+          <w:rStyle w:val="VerbatimChar"/>
+        </w:rPr>
+        <w:t xml:space="preserve">## 9    9 FALSE                                 0                    NA                         NA</w:t>
+      </w:r>
+      <w:r>
+        <w:br/>
+      </w:r>
+      <w:r>
+        <w:rPr>
+          <w:rStyle w:val="VerbatimChar"/>
+        </w:rPr>
+        <w:t xml:space="preserve">## 10  10 FALSE                                 0                    NA                         NA</w:t>
+      </w:r>
+      <w:r>
+        <w:br/>
+      </w:r>
+      <w:r>
+        <w:rPr>
+          <w:rStyle w:val="VerbatimChar"/>
+        </w:rPr>
+        <w:t xml:space="preserve">## 11  11  TRUE changepoint                     1                     0                          2</w:t>
       </w:r>
     </w:p>
     <w:bookmarkEnd w:id="13"/>
